--- a/3. Project Design Phase/Solution Architecture.docx
+++ b/3. Project Design Phase/Solution Architecture.docx
@@ -148,6 +148,17 @@
             </w:pPr>
             <w:r>
               <w:rPr>
+                <w:rFonts w:ascii="Montserrat" w:cs="Montserrat" w:eastAsia="Montserrat" w:hAnsi="Montserrat"/>
+                <w:color w:val="4b5563"/>
+                <w:sz w:val="21"/>
+                <w:szCs w:val="21"/>
+                <w:highlight w:val="white"/>
+                <w:rtl w:val="0"/>
+              </w:rPr>
+              <w:t xml:space="preserve">SWTID-2026-2227</w:t>
+            </w:r>
+            <w:r>
+              <w:rPr>
                 <w:rtl w:val="0"/>
               </w:rPr>
             </w:r>
@@ -177,8 +188,22 @@
           <w:tcPr/>
           <w:p>
             <w:pPr>
-              <w:rPr/>
+              <w:rPr>
+                <w:sz w:val="10"/>
+                <w:szCs w:val="10"/>
+              </w:rPr>
             </w:pPr>
+            <w:r>
+              <w:rPr>
+                <w:rFonts w:ascii="Roboto" w:cs="Roboto" w:eastAsia="Roboto" w:hAnsi="Roboto"/>
+                <w:color w:val="1f1f1f"/>
+                <w:sz w:val="21"/>
+                <w:szCs w:val="21"/>
+                <w:highlight w:val="white"/>
+                <w:rtl w:val="0"/>
+              </w:rPr>
+              <w:t xml:space="preserve">Automating Employee Data</w:t>
+            </w:r>
             <w:r>
               <w:rPr>
                 <w:rtl w:val="0"/>
